--- a/Jira/Informe Final/Informe de Gestión de Calidad_Home Banking v3.0.docx
+++ b/Jira/Informe Final/Informe de Gestión de Calidad_Home Banking v3.0.docx
@@ -7,6 +7,8 @@
         <w:pStyle w:val="Ttulo1"/>
         <w:ind w:left="0" w:firstLine="0"/>
       </w:pPr>
+      <w:bookmarkStart w:id="0" w:name="_GoBack"/>
+      <w:bookmarkEnd w:id="0"/>
       <w:r>
         <w:t>Informe de Gestión de Calidad: Home Banking v3.0</w:t>
       </w:r>
@@ -2037,7 +2039,23 @@
             <w:rStyle w:val="Hipervnculo"/>
             <w:rFonts w:asciiTheme="majorHAnsi" w:hAnsiTheme="majorHAnsi" w:cstheme="majorHAnsi"/>
           </w:rPr>
-          <w:t xml:space="preserve"> de Transferencia\Reporte de  Bugs_Test </w:t>
+          <w:t xml:space="preserve"> de Transferencia\Reporte de  </w:t>
+        </w:r>
+        <w:proofErr w:type="spellStart"/>
+        <w:r>
+          <w:rPr>
+            <w:rStyle w:val="Hipervnculo"/>
+            <w:rFonts w:asciiTheme="majorHAnsi" w:hAnsiTheme="majorHAnsi" w:cstheme="majorHAnsi"/>
+          </w:rPr>
+          <w:t>Bugs_Test</w:t>
+        </w:r>
+        <w:proofErr w:type="spellEnd"/>
+        <w:r>
+          <w:rPr>
+            <w:rStyle w:val="Hipervnculo"/>
+            <w:rFonts w:asciiTheme="majorHAnsi" w:hAnsiTheme="majorHAnsi" w:cstheme="majorHAnsi"/>
+          </w:rPr>
+          <w:t xml:space="preserve"> </w:t>
         </w:r>
         <w:proofErr w:type="spellStart"/>
         <w:r>
@@ -2062,8 +2080,6 @@
         </w:rPr>
         <w:t xml:space="preserve"> </w:t>
       </w:r>
-      <w:bookmarkStart w:id="0" w:name="_GoBack"/>
-      <w:bookmarkEnd w:id="0"/>
     </w:p>
     <w:p>
       <w:pPr>
@@ -2077,10 +2093,7 @@
         <w:t>Modulo</w:t>
       </w:r>
       <w:r>
-        <w:t xml:space="preserve">: </w:t>
-      </w:r>
-      <w:r>
-        <w:t>Seguridad de acceso</w:t>
+        <w:t>: Seguridad de acceso</w:t>
       </w:r>
     </w:p>
     <w:p>
